--- a/BACKEND/rh-backend/src/MyApp.Api/File/OM.docx
+++ b/BACKEND/rh-backend/src/MyApp.Api/File/OM.docx
@@ -82,6 +82,9 @@
           <w:szCs w:val="20"/>
         </w:rPr>
         <w:t xml:space="preserve">Nom et prénoms : ${nom} ${prenom}  </w:t>
+        <w:tab/>
+        <w:tab/>
+        <w:t xml:space="preserve">Matricule : ${matricule} </w:t>
       </w:r>
     </w:p>
     <w:p>
@@ -125,7 +128,6 @@
         <w:tab/>
         <w:tab/>
         <w:tab/>
-        <w:t xml:space="preserve">Matricule : ${matricule} </w:t>
       </w:r>
     </w:p>
     <w:p>
@@ -166,7 +168,8 @@
         <w:tab/>
         <w:tab/>
         <w:tab/>
-        <w:t xml:space="preserve">Département / Service : ${departement} / ${service} </w:t>
+        <w:tab/>
+        <w:t xml:space="preserve">Département / Service : ${service} </w:t>
       </w:r>
     </w:p>
     <w:p>
@@ -240,102 +243,106 @@
           <w:sz w:val="20"/>
           <w:szCs w:val="20"/>
         </w:rPr>
+        <w:t xml:space="preserve">Moyen de transport : ${transport} </w:t>
+      </w:r>
+    </w:p>
+    <w:p>
+      <w:pPr>
+        <w:pStyle w:val="normal1"/>
+        <w:spacing w:lineRule="auto" w:line="240" w:before="0" w:after="0"/>
+        <w:ind w:hanging="0" w:start="-567" w:end="-567"/>
+        <w:rPr>
+          <w:rFonts w:ascii="Century Gothic" w:hAnsi="Century Gothic" w:eastAsia="Century Gothic" w:cs="Century Gothic"/>
+          <w:sz w:val="20"/>
+          <w:szCs w:val="20"/>
+        </w:rPr>
+      </w:pPr>
+      <w:r>
+        <w:rPr>
+          <w:rFonts w:eastAsia="Century Gothic" w:cs="Century Gothic" w:ascii="Century Gothic" w:hAnsi="Century Gothic"/>
+          <w:sz w:val="20"/>
+          <w:szCs w:val="20"/>
+        </w:rPr>
+      </w:r>
+    </w:p>
+    <w:p>
+      <w:pPr>
+        <w:pStyle w:val="normal1"/>
+        <w:spacing w:lineRule="auto" w:line="240" w:before="0" w:after="0"/>
+        <w:ind w:hanging="0" w:start="-567" w:end="-567"/>
+        <w:rPr>
+          <w:rFonts w:ascii="Century Gothic" w:hAnsi="Century Gothic"/>
+        </w:rPr>
+      </w:pPr>
+      <w:r>
+        <w:rPr>
+          <w:rFonts w:eastAsia="Century Gothic" w:cs="Century Gothic" w:ascii="Century Gothic" w:hAnsi="Century Gothic"/>
+          <w:sz w:val="20"/>
+          <w:szCs w:val="20"/>
+        </w:rPr>
+        <w:t xml:space="preserve">Date et heure de départ : ${date_heure_depart} </w:t>
+      </w:r>
+    </w:p>
+    <w:p>
+      <w:pPr>
+        <w:pStyle w:val="normal1"/>
+        <w:spacing w:lineRule="auto" w:line="240" w:before="0" w:after="0"/>
+        <w:ind w:hanging="0" w:start="-567" w:end="-567"/>
+        <w:rPr>
+          <w:rFonts w:ascii="Century Gothic" w:hAnsi="Century Gothic"/>
+        </w:rPr>
+      </w:pPr>
+      <w:r>
+        <w:rPr>
+          <w:rFonts w:ascii="Century Gothic" w:hAnsi="Century Gothic"/>
+        </w:rPr>
+      </w:r>
+    </w:p>
+    <w:p>
+      <w:pPr>
+        <w:pStyle w:val="normal1"/>
+        <w:spacing w:lineRule="auto" w:line="240" w:before="0" w:after="0"/>
+        <w:ind w:hanging="0" w:start="-567" w:end="-567"/>
+        <w:rPr>
+          <w:rFonts w:ascii="Century Gothic" w:hAnsi="Century Gothic"/>
+        </w:rPr>
+      </w:pPr>
+      <w:r>
+        <w:rPr>
+          <w:rFonts w:ascii="Century Gothic" w:hAnsi="Century Gothic"/>
+        </w:rPr>
+        <w:t xml:space="preserve">Date et heure de retour : ${date_heure_retour} </w:t>
+      </w:r>
+    </w:p>
+    <w:p>
+      <w:pPr>
+        <w:pStyle w:val="normal1"/>
+        <w:spacing w:lineRule="auto" w:line="240" w:before="0" w:after="0"/>
+        <w:ind w:hanging="0" w:start="-567" w:end="-567"/>
+        <w:rPr>
+          <w:rFonts w:ascii="Century Gothic" w:hAnsi="Century Gothic"/>
+        </w:rPr>
+      </w:pPr>
+      <w:r>
+        <w:rPr>
+          <w:rFonts w:ascii="Century Gothic" w:hAnsi="Century Gothic"/>
+        </w:rPr>
+      </w:r>
+    </w:p>
+    <w:p>
+      <w:pPr>
+        <w:pStyle w:val="normal1"/>
+        <w:spacing w:lineRule="auto" w:line="240" w:before="0" w:after="0"/>
+        <w:ind w:hanging="0" w:start="-567" w:end="-567"/>
+        <w:rPr>
+          <w:rFonts w:ascii="Century Gothic" w:hAnsi="Century Gothic"/>
+        </w:rPr>
+      </w:pPr>
+      <w:r>
+        <w:rPr>
+          <w:rFonts w:ascii="Century Gothic" w:hAnsi="Century Gothic"/>
+        </w:rPr>
         <w:t xml:space="preserve">Motif : ${motif} </w:t>
-      </w:r>
-    </w:p>
-    <w:p>
-      <w:pPr>
-        <w:pStyle w:val="normal1"/>
-        <w:spacing w:lineRule="auto" w:line="240" w:before="0" w:after="0"/>
-        <w:ind w:hanging="0" w:start="-567" w:end="-567"/>
-        <w:rPr>
-          <w:rFonts w:ascii="Century Gothic" w:hAnsi="Century Gothic" w:eastAsia="Century Gothic" w:cs="Century Gothic"/>
-          <w:sz w:val="20"/>
-          <w:szCs w:val="20"/>
-        </w:rPr>
-      </w:pPr>
-      <w:r>
-        <w:rPr>
-          <w:rFonts w:eastAsia="Century Gothic" w:cs="Century Gothic" w:ascii="Century Gothic" w:hAnsi="Century Gothic"/>
-          <w:sz w:val="20"/>
-          <w:szCs w:val="20"/>
-        </w:rPr>
-      </w:r>
-    </w:p>
-    <w:p>
-      <w:pPr>
-        <w:pStyle w:val="normal1"/>
-        <w:spacing w:lineRule="auto" w:line="240" w:before="0" w:after="0"/>
-        <w:ind w:hanging="0" w:start="-567" w:end="-567"/>
-        <w:rPr>
-          <w:rFonts w:ascii="Century Gothic" w:hAnsi="Century Gothic"/>
-        </w:rPr>
-      </w:pPr>
-      <w:r>
-        <w:rPr>
-          <w:rFonts w:eastAsia="Century Gothic" w:cs="Century Gothic" w:ascii="Century Gothic" w:hAnsi="Century Gothic"/>
-          <w:sz w:val="20"/>
-          <w:szCs w:val="20"/>
-        </w:rPr>
-        <w:t xml:space="preserve">Moyen de transport : ${transport} </w:t>
-      </w:r>
-    </w:p>
-    <w:p>
-      <w:pPr>
-        <w:pStyle w:val="normal1"/>
-        <w:spacing w:lineRule="auto" w:line="240" w:before="0" w:after="0"/>
-        <w:ind w:hanging="0" w:start="-567" w:end="-567"/>
-        <w:rPr>
-          <w:rFonts w:ascii="Century Gothic" w:hAnsi="Century Gothic" w:eastAsia="Century Gothic" w:cs="Century Gothic"/>
-          <w:sz w:val="20"/>
-          <w:szCs w:val="20"/>
-        </w:rPr>
-      </w:pPr>
-      <w:r>
-        <w:rPr>
-          <w:rFonts w:eastAsia="Century Gothic" w:cs="Century Gothic" w:ascii="Century Gothic" w:hAnsi="Century Gothic"/>
-          <w:sz w:val="20"/>
-          <w:szCs w:val="20"/>
-        </w:rPr>
-      </w:r>
-    </w:p>
-    <w:p>
-      <w:pPr>
-        <w:pStyle w:val="normal1"/>
-        <w:spacing w:lineRule="auto" w:line="240" w:before="0" w:after="0"/>
-        <w:ind w:hanging="0" w:start="-567" w:end="-567"/>
-        <w:rPr>
-          <w:rFonts w:ascii="Century Gothic" w:hAnsi="Century Gothic"/>
-        </w:rPr>
-      </w:pPr>
-      <w:r>
-        <w:rPr>
-          <w:rFonts w:eastAsia="Century Gothic" w:cs="Century Gothic" w:ascii="Century Gothic" w:hAnsi="Century Gothic"/>
-          <w:sz w:val="20"/>
-          <w:szCs w:val="20"/>
-        </w:rPr>
-        <w:t xml:space="preserve">Date et heure de départ : ${date_heure_depart} </w:t>
-      </w:r>
-    </w:p>
-    <w:p>
-      <w:pPr>
-        <w:pStyle w:val="normal1"/>
-        <w:spacing w:lineRule="auto" w:line="240" w:before="0" w:after="0"/>
-        <w:ind w:hanging="0" w:start="-567" w:end="-567"/>
-        <w:rPr>
-          <w:rFonts w:ascii="Century Gothic" w:hAnsi="Century Gothic" w:eastAsia="Century Gothic" w:cs="Century Gothic"/>
-          <w:b/>
-          <w:sz w:val="20"/>
-          <w:szCs w:val="20"/>
-        </w:rPr>
-      </w:pPr>
-      <w:r>
-        <w:rPr>
-          <w:rFonts w:eastAsia="Century Gothic" w:cs="Century Gothic" w:ascii="Century Gothic" w:hAnsi="Century Gothic"/>
-          <w:b/>
-          <w:sz w:val="20"/>
-          <w:szCs w:val="20"/>
-        </w:rPr>
       </w:r>
     </w:p>
     <w:p>
@@ -905,7 +912,6 @@
       <w:keepLines w:val="false"/>
       <w:pageBreakBefore w:val="false"/>
       <w:widowControl w:val="false"/>
-      <w:pBdr/>
       <w:shd w:val="clear" w:fill="auto"/>
       <w:spacing w:lineRule="auto" w:line="276" w:before="0" w:after="0"/>
       <w:ind w:hanging="0" w:start="0" w:end="0"/>
@@ -922,6 +928,52 @@
         <w:sz w:val="20"/>
         <w:szCs w:val="20"/>
       </w:rPr>
+      <w:drawing>
+        <wp:anchor behindDoc="1" distT="0" distB="0" distL="0" distR="0" simplePos="0" locked="0" layoutInCell="1" allowOverlap="1" relativeHeight="2">
+          <wp:simplePos x="0" y="0"/>
+          <wp:positionH relativeFrom="column">
+            <wp:posOffset>3810</wp:posOffset>
+          </wp:positionH>
+          <wp:positionV relativeFrom="paragraph">
+            <wp:posOffset>287655</wp:posOffset>
+          </wp:positionV>
+          <wp:extent cx="739775" cy="612140"/>
+          <wp:effectExtent l="0" t="0" r="0" b="0"/>
+          <wp:wrapNone/>
+          <wp:docPr id="1" name="image1.png"/>
+          <wp:cNvGraphicFramePr>
+            <a:graphicFrameLocks xmlns:a="http://schemas.openxmlformats.org/drawingml/2006/main" noChangeAspect="1"/>
+          </wp:cNvGraphicFramePr>
+          <a:graphic xmlns:a="http://schemas.openxmlformats.org/drawingml/2006/main">
+            <a:graphicData uri="http://schemas.openxmlformats.org/drawingml/2006/picture">
+              <pic:pic xmlns:pic="http://schemas.openxmlformats.org/drawingml/2006/picture">
+                <pic:nvPicPr>
+                  <pic:cNvPr id="1" name="image1.png"/>
+                  <pic:cNvPicPr>
+                    <a:picLocks noChangeAspect="1" noChangeArrowheads="1"/>
+                  </pic:cNvPicPr>
+                </pic:nvPicPr>
+                <pic:blipFill>
+                  <a:blip r:embed="rId1"/>
+                  <a:stretch>
+                    <a:fillRect/>
+                  </a:stretch>
+                </pic:blipFill>
+                <pic:spPr bwMode="auto">
+                  <a:xfrm>
+                    <a:off x="0" y="0"/>
+                    <a:ext cx="739775" cy="612140"/>
+                  </a:xfrm>
+                  <a:prstGeom prst="rect">
+                    <a:avLst/>
+                  </a:prstGeom>
+                  <a:noFill/>
+                </pic:spPr>
+              </pic:pic>
+            </a:graphicData>
+          </a:graphic>
+        </wp:anchor>
+      </w:drawing>
     </w:r>
   </w:p>
   <w:tbl>
@@ -941,8 +993,8 @@
     </w:tblPr>
     <w:tblGrid>
       <w:gridCol w:w="2485"/>
-      <w:gridCol w:w="4430"/>
-      <w:gridCol w:w="3291"/>
+      <w:gridCol w:w="4427"/>
+      <w:gridCol w:w="3294"/>
     </w:tblGrid>
     <w:tr>
       <w:trPr>
@@ -979,52 +1031,6 @@
             <w:rPr>
               <w:rFonts w:eastAsia="Calibri" w:cs="Calibri"/>
             </w:rPr>
-            <w:drawing>
-              <wp:anchor behindDoc="1" distT="0" distB="0" distL="0" distR="0" simplePos="0" locked="0" layoutInCell="1" allowOverlap="1" relativeHeight="2">
-                <wp:simplePos x="0" y="0"/>
-                <wp:positionH relativeFrom="column">
-                  <wp:posOffset>204470</wp:posOffset>
-                </wp:positionH>
-                <wp:positionV relativeFrom="paragraph">
-                  <wp:posOffset>22225</wp:posOffset>
-                </wp:positionV>
-                <wp:extent cx="739775" cy="612140"/>
-                <wp:effectExtent l="0" t="0" r="0" b="0"/>
-                <wp:wrapNone/>
-                <wp:docPr id="1" name="image1.png"/>
-                <wp:cNvGraphicFramePr>
-                  <a:graphicFrameLocks xmlns:a="http://schemas.openxmlformats.org/drawingml/2006/main" noChangeAspect="1"/>
-                </wp:cNvGraphicFramePr>
-                <a:graphic xmlns:a="http://schemas.openxmlformats.org/drawingml/2006/main">
-                  <a:graphicData uri="http://schemas.openxmlformats.org/drawingml/2006/picture">
-                    <pic:pic xmlns:pic="http://schemas.openxmlformats.org/drawingml/2006/picture">
-                      <pic:nvPicPr>
-                        <pic:cNvPr id="1" name="image1.png"/>
-                        <pic:cNvPicPr>
-                          <a:picLocks noChangeAspect="1" noChangeArrowheads="1"/>
-                        </pic:cNvPicPr>
-                      </pic:nvPicPr>
-                      <pic:blipFill>
-                        <a:blip r:embed="rId1"/>
-                        <a:stretch>
-                          <a:fillRect/>
-                        </a:stretch>
-                      </pic:blipFill>
-                      <pic:spPr bwMode="auto">
-                        <a:xfrm>
-                          <a:off x="0" y="0"/>
-                          <a:ext cx="739775" cy="612140"/>
-                        </a:xfrm>
-                        <a:prstGeom prst="rect">
-                          <a:avLst/>
-                        </a:prstGeom>
-                        <a:noFill/>
-                      </pic:spPr>
-                    </pic:pic>
-                  </a:graphicData>
-                </a:graphic>
-              </wp:anchor>
-            </w:drawing>
           </w:r>
         </w:p>
         <w:p>
@@ -1046,7 +1052,7 @@
       </w:tc>
       <w:tc>
         <w:tcPr>
-          <w:tcW w:w="4430" w:type="dxa"/>
+          <w:tcW w:w="4427" w:type="dxa"/>
           <w:tcBorders>
             <w:top w:val="single" w:sz="4" w:space="0" w:color="000000"/>
             <w:start w:val="single" w:sz="4" w:space="0" w:color="000000"/>
@@ -1097,7 +1103,7 @@
       </w:tc>
       <w:tc>
         <w:tcPr>
-          <w:tcW w:w="3291" w:type="dxa"/>
+          <w:tcW w:w="3294" w:type="dxa"/>
           <w:tcBorders>
             <w:top w:val="single" w:sz="4" w:space="0" w:color="000000"/>
             <w:start w:val="single" w:sz="4" w:space="0" w:color="000000"/>
@@ -1269,7 +1275,6 @@
       <w:keepLines w:val="false"/>
       <w:pageBreakBefore w:val="false"/>
       <w:widowControl/>
-      <w:pBdr/>
       <w:shd w:val="clear" w:fill="auto"/>
       <w:tabs>
         <w:tab w:val="clear" w:pos="720"/>
@@ -1330,7 +1335,6 @@
       <w:keepLines w:val="false"/>
       <w:pageBreakBefore w:val="false"/>
       <w:widowControl w:val="false"/>
-      <w:pBdr/>
       <w:shd w:val="clear" w:fill="auto"/>
       <w:spacing w:lineRule="auto" w:line="276" w:before="0" w:after="0"/>
       <w:ind w:hanging="0" w:start="0" w:end="0"/>
@@ -1347,6 +1351,52 @@
         <w:sz w:val="20"/>
         <w:szCs w:val="20"/>
       </w:rPr>
+      <w:drawing>
+        <wp:anchor behindDoc="1" distT="0" distB="0" distL="0" distR="0" simplePos="0" locked="0" layoutInCell="1" allowOverlap="1" relativeHeight="2">
+          <wp:simplePos x="0" y="0"/>
+          <wp:positionH relativeFrom="column">
+            <wp:posOffset>3810</wp:posOffset>
+          </wp:positionH>
+          <wp:positionV relativeFrom="paragraph">
+            <wp:posOffset>287655</wp:posOffset>
+          </wp:positionV>
+          <wp:extent cx="739775" cy="612140"/>
+          <wp:effectExtent l="0" t="0" r="0" b="0"/>
+          <wp:wrapNone/>
+          <wp:docPr id="2" name="image1.png"/>
+          <wp:cNvGraphicFramePr>
+            <a:graphicFrameLocks xmlns:a="http://schemas.openxmlformats.org/drawingml/2006/main" noChangeAspect="1"/>
+          </wp:cNvGraphicFramePr>
+          <a:graphic xmlns:a="http://schemas.openxmlformats.org/drawingml/2006/main">
+            <a:graphicData uri="http://schemas.openxmlformats.org/drawingml/2006/picture">
+              <pic:pic xmlns:pic="http://schemas.openxmlformats.org/drawingml/2006/picture">
+                <pic:nvPicPr>
+                  <pic:cNvPr id="2" name="image1.png"/>
+                  <pic:cNvPicPr>
+                    <a:picLocks noChangeAspect="1" noChangeArrowheads="1"/>
+                  </pic:cNvPicPr>
+                </pic:nvPicPr>
+                <pic:blipFill>
+                  <a:blip r:embed="rId1"/>
+                  <a:stretch>
+                    <a:fillRect/>
+                  </a:stretch>
+                </pic:blipFill>
+                <pic:spPr bwMode="auto">
+                  <a:xfrm>
+                    <a:off x="0" y="0"/>
+                    <a:ext cx="739775" cy="612140"/>
+                  </a:xfrm>
+                  <a:prstGeom prst="rect">
+                    <a:avLst/>
+                  </a:prstGeom>
+                  <a:noFill/>
+                </pic:spPr>
+              </pic:pic>
+            </a:graphicData>
+          </a:graphic>
+        </wp:anchor>
+      </w:drawing>
     </w:r>
   </w:p>
   <w:tbl>
@@ -1366,8 +1416,8 @@
     </w:tblPr>
     <w:tblGrid>
       <w:gridCol w:w="2485"/>
-      <w:gridCol w:w="4430"/>
-      <w:gridCol w:w="3291"/>
+      <w:gridCol w:w="4427"/>
+      <w:gridCol w:w="3294"/>
     </w:tblGrid>
     <w:tr>
       <w:trPr>
@@ -1404,52 +1454,6 @@
             <w:rPr>
               <w:rFonts w:eastAsia="Calibri" w:cs="Calibri"/>
             </w:rPr>
-            <w:drawing>
-              <wp:anchor behindDoc="1" distT="0" distB="0" distL="0" distR="0" simplePos="0" locked="0" layoutInCell="1" allowOverlap="1" relativeHeight="2">
-                <wp:simplePos x="0" y="0"/>
-                <wp:positionH relativeFrom="column">
-                  <wp:posOffset>204470</wp:posOffset>
-                </wp:positionH>
-                <wp:positionV relativeFrom="paragraph">
-                  <wp:posOffset>22225</wp:posOffset>
-                </wp:positionV>
-                <wp:extent cx="739775" cy="612140"/>
-                <wp:effectExtent l="0" t="0" r="0" b="0"/>
-                <wp:wrapNone/>
-                <wp:docPr id="2" name="image1.png"/>
-                <wp:cNvGraphicFramePr>
-                  <a:graphicFrameLocks xmlns:a="http://schemas.openxmlformats.org/drawingml/2006/main" noChangeAspect="1"/>
-                </wp:cNvGraphicFramePr>
-                <a:graphic xmlns:a="http://schemas.openxmlformats.org/drawingml/2006/main">
-                  <a:graphicData uri="http://schemas.openxmlformats.org/drawingml/2006/picture">
-                    <pic:pic xmlns:pic="http://schemas.openxmlformats.org/drawingml/2006/picture">
-                      <pic:nvPicPr>
-                        <pic:cNvPr id="2" name="image1.png"/>
-                        <pic:cNvPicPr>
-                          <a:picLocks noChangeAspect="1" noChangeArrowheads="1"/>
-                        </pic:cNvPicPr>
-                      </pic:nvPicPr>
-                      <pic:blipFill>
-                        <a:blip r:embed="rId1"/>
-                        <a:stretch>
-                          <a:fillRect/>
-                        </a:stretch>
-                      </pic:blipFill>
-                      <pic:spPr bwMode="auto">
-                        <a:xfrm>
-                          <a:off x="0" y="0"/>
-                          <a:ext cx="739775" cy="612140"/>
-                        </a:xfrm>
-                        <a:prstGeom prst="rect">
-                          <a:avLst/>
-                        </a:prstGeom>
-                        <a:noFill/>
-                      </pic:spPr>
-                    </pic:pic>
-                  </a:graphicData>
-                </a:graphic>
-              </wp:anchor>
-            </w:drawing>
           </w:r>
         </w:p>
         <w:p>
@@ -1471,7 +1475,7 @@
       </w:tc>
       <w:tc>
         <w:tcPr>
-          <w:tcW w:w="4430" w:type="dxa"/>
+          <w:tcW w:w="4427" w:type="dxa"/>
           <w:tcBorders>
             <w:top w:val="single" w:sz="4" w:space="0" w:color="000000"/>
             <w:start w:val="single" w:sz="4" w:space="0" w:color="000000"/>
@@ -1522,7 +1526,7 @@
       </w:tc>
       <w:tc>
         <w:tcPr>
-          <w:tcW w:w="3291" w:type="dxa"/>
+          <w:tcW w:w="3294" w:type="dxa"/>
           <w:tcBorders>
             <w:top w:val="single" w:sz="4" w:space="0" w:color="000000"/>
             <w:start w:val="single" w:sz="4" w:space="0" w:color="000000"/>
@@ -1694,7 +1698,6 @@
       <w:keepLines w:val="false"/>
       <w:pageBreakBefore w:val="false"/>
       <w:widowControl/>
-      <w:pBdr/>
       <w:shd w:val="clear" w:fill="auto"/>
       <w:tabs>
         <w:tab w:val="clear" w:pos="720"/>
@@ -1768,6 +1771,7 @@
     <w:qFormat/>
     <w:pPr>
       <w:widowControl/>
+      <w:suppressAutoHyphens w:val="true"/>
       <w:bidi w:val="0"/>
       <w:spacing w:lineRule="auto" w:line="259" w:before="0" w:after="160"/>
       <w:jc w:val="start"/>
@@ -1941,11 +1945,27 @@
       <w:rFonts w:cs="Lucida Sans"/>
     </w:rPr>
   </w:style>
+  <w:style w:type="paragraph" w:styleId="Titreuser">
+    <w:name w:val="Titre (user)"/>
+    <w:basedOn w:val="Normal"/>
+    <w:next w:val="BodyText"/>
+    <w:qFormat/>
+    <w:pPr>
+      <w:keepNext w:val="true"/>
+      <w:spacing w:before="240" w:after="120"/>
+    </w:pPr>
+    <w:rPr>
+      <w:rFonts w:ascii="Liberation Sans" w:hAnsi="Liberation Sans" w:eastAsia="Microsoft YaHei" w:cs="Lucida Sans"/>
+      <w:sz w:val="28"/>
+      <w:szCs w:val="28"/>
+    </w:rPr>
+  </w:style>
   <w:style w:type="paragraph" w:styleId="normal1" w:default="1">
     <w:name w:val="normal1"/>
     <w:qFormat/>
     <w:pPr>
       <w:widowControl/>
+      <w:suppressAutoHyphens w:val="true"/>
       <w:bidi w:val="0"/>
       <w:spacing w:lineRule="auto" w:line="259" w:before="0" w:after="160"/>
       <w:jc w:val="start"/>
@@ -1995,6 +2015,13 @@
       <w:szCs w:val="48"/>
     </w:rPr>
   </w:style>
+  <w:style w:type="paragraph" w:styleId="En-tteetpieddepageuser">
+    <w:name w:val="En-tête et pied de page (user)"/>
+    <w:basedOn w:val="Normal"/>
+    <w:qFormat/>
+    <w:pPr/>
+    <w:rPr/>
+  </w:style>
   <w:style w:type="paragraph" w:styleId="En-tteetpieddepage">
     <w:name w:val="En-tête et pied de page"/>
     <w:basedOn w:val="Normal"/>
@@ -2004,7 +2031,7 @@
   </w:style>
   <w:style w:type="paragraph" w:styleId="Header">
     <w:name w:val="header"/>
-    <w:basedOn w:val="En-tteetpieddepage"/>
+    <w:basedOn w:val="En-tteetpieddepageuser"/>
     <w:pPr/>
     <w:rPr/>
   </w:style>
